--- a/pr-preview/pr-349/linear-algebra-diagonalization.docx
+++ b/pr-preview/pr-349/linear-algebra-diagonalization.docx
@@ -15,7 +15,7 @@
         <w:pStyle w:val="Date"/>
       </w:pPr>
       <w:r>
-        <w:t xml:space="preserve">Last modified: 2026-10-17 02:44:23 (PDT)</w:t>
+        <w:t xml:space="preserve">Last modified: 2026-10-17 04:02:11 (PDT)</w:t>
       </w:r>
     </w:p>
     <w:bookmarkStart w:id="79" w:name="sec-diagonalization"/>
@@ -240,7 +240,7 @@
                 <w:rPr>
                   <w:rStyle w:val="Hyperlink"/>
                 </w:rPr>
-                <w:t xml:space="preserve">Theorem 11 in Special Matrices and Decompositions</w:t>
+                <w:t xml:space="preserve">Theorem 12 in Special Matrices and Decompositions</w:t>
               </w:r>
             </w:hyperlink>
             <w:r>
@@ -3675,7 +3675,7 @@
           <w:rPr>
             <w:rStyle w:val="Hyperlink"/>
           </w:rPr>
-          <w:t xml:space="preserve">Example 22 in Special Matrices and Decompositions</w:t>
+          <w:t xml:space="preserve">Example 24 in Special Matrices and Decompositions</w:t>
         </w:r>
       </w:hyperlink>
       <w:r>
@@ -6990,7 +6990,7 @@
           <w:rPr>
             <w:rStyle w:val="Hyperlink"/>
           </w:rPr>
-          <w:t xml:space="preserve">Example 22 in Special Matrices and Decompositions</w:t>
+          <w:t xml:space="preserve">Example 24 in Special Matrices and Decompositions</w:t>
         </w:r>
       </w:hyperlink>
       <w:r>
@@ -9312,7 +9312,7 @@
           <w:rPr>
             <w:rStyle w:val="Hyperlink"/>
           </w:rPr>
-          <w:t xml:space="preserve">Example 22 in Special Matrices and Decompositions</w:t>
+          <w:t xml:space="preserve">Example 24 in Special Matrices and Decompositions</w:t>
         </w:r>
       </w:hyperlink>
       <w:r>
@@ -13625,7 +13625,7 @@
                   <m:nor/>
                   <m:sty m:val="p"/>
                 </m:rPr>
-                <m:t>Theorem 5 in Special Matrices and Decompositions</m:t>
+                <m:t>Theorem 6 in Special Matrices and Decompositions</m:t>
               </m:r>
               <m:r>
                 <m:rPr>
@@ -14461,7 +14461,7 @@
           <w:rPr>
             <w:rStyle w:val="Hyperlink"/>
           </w:rPr>
-          <w:t xml:space="preserve">Remark 5 in Special Matrices and Decompositions</w:t>
+          <w:t xml:space="preserve">Remark 6 in Special Matrices and Decompositions</w:t>
         </w:r>
       </w:hyperlink>
       <w:r>
@@ -14695,7 +14695,7 @@
           <w:rPr>
             <w:rStyle w:val="Hyperlink"/>
           </w:rPr>
-          <w:t xml:space="preserve">Example 11 in Special Matrices and Decompositions</w:t>
+          <w:t xml:space="preserve">Example 13 in Special Matrices and Decompositions</w:t>
         </w:r>
       </w:hyperlink>
       <w:r>
@@ -21474,7 +21474,7 @@
           <w:rPr>
             <w:rStyle w:val="Hyperlink"/>
           </w:rPr>
-          <w:t xml:space="preserve">Example 22 in Special Matrices and Decompositions</w:t>
+          <w:t xml:space="preserve">Example 24 in Special Matrices and Decompositions</w:t>
         </w:r>
       </w:hyperlink>
       <w:r>
@@ -23358,7 +23358,7 @@
           <w:rPr>
             <w:rStyle w:val="Hyperlink"/>
           </w:rPr>
-          <w:t xml:space="preserve">Example 22 in Special Matrices and Decompositions</w:t>
+          <w:t xml:space="preserve">Example 24 in Special Matrices and Decompositions</w:t>
         </w:r>
       </w:hyperlink>
       <w:r>
@@ -27376,7 +27376,7 @@
           <w:rPr>
             <w:rStyle w:val="Hyperlink"/>
           </w:rPr>
-          <w:t xml:space="preserve">Theorem 11 in Special Matrices and Decompositions</w:t>
+          <w:t xml:space="preserve">Theorem 12 in Special Matrices and Decompositions</w:t>
         </w:r>
       </w:hyperlink>
       <w:r>
@@ -27807,7 +27807,7 @@
           <w:rPr>
             <w:rStyle w:val="Hyperlink"/>
           </w:rPr>
-          <w:t xml:space="preserve">Theorem 11 in Special Matrices and Decompositions</w:t>
+          <w:t xml:space="preserve">Theorem 12 in Special Matrices and Decompositions</w:t>
         </w:r>
       </w:hyperlink>
       <w:r>
@@ -31561,7 +31561,7 @@
                 <w:rPr>
                   <w:rStyle w:val="Hyperlink"/>
                 </w:rPr>
-                <w:t xml:space="preserve">Theorem 14 in Special Matrices and Decompositions</w:t>
+                <w:t xml:space="preserve">Theorem 15 in Special Matrices and Decompositions</w:t>
               </w:r>
             </w:hyperlink>
             <w:r>
@@ -33216,7 +33216,7 @@
           <w:rPr>
             <w:rStyle w:val="Hyperlink"/>
           </w:rPr>
-          <w:t xml:space="preserve">Theorem 11 in Special Matrices and Decompositions</w:t>
+          <w:t xml:space="preserve">Theorem 12 in Special Matrices and Decompositions</w:t>
         </w:r>
       </w:hyperlink>
       <w:r>
@@ -33265,7 +33265,7 @@
           <w:rPr>
             <w:rStyle w:val="Hyperlink"/>
           </w:rPr>
-          <w:t xml:space="preserve">Theorem 14 in Special Matrices and Decompositions</w:t>
+          <w:t xml:space="preserve">Theorem 15 in Special Matrices and Decompositions</w:t>
         </w:r>
       </w:hyperlink>
       <w:r>
@@ -34095,7 +34095,7 @@
                   <m:nor/>
                   <m:sty m:val="p"/>
                 </m:rPr>
-                <m:t>Theorem 11 in Special Matrices and Decompositions</m:t>
+                <m:t>Theorem 12 in Special Matrices and Decompositions</m:t>
               </m:r>
               <m:r>
                 <m:rPr>
@@ -34138,7 +34138,7 @@
           <w:rPr>
             <w:rStyle w:val="Hyperlink"/>
           </w:rPr>
-          <w:t xml:space="preserve">Remark 18 in Special Matrices and Decompositions</w:t>
+          <w:t xml:space="preserve">Remark 19 in Special Matrices and Decompositions</w:t>
         </w:r>
       </w:hyperlink>
       <w:r>
@@ -34248,7 +34248,7 @@
           <w:rPr>
             <w:rStyle w:val="Hyperlink"/>
           </w:rPr>
-          <w:t xml:space="preserve">Theorem 14 in Special Matrices and Decompositions</w:t>
+          <w:t xml:space="preserve">Theorem 15 in Special Matrices and Decompositions</w:t>
         </w:r>
       </w:hyperlink>
       <w:r>
@@ -34454,7 +34454,7 @@
           <w:rPr>
             <w:rStyle w:val="Hyperlink"/>
           </w:rPr>
-          <w:t xml:space="preserve">Remark 5 in Special Matrices and Decompositions</w:t>
+          <w:t xml:space="preserve">Remark 6 in Special Matrices and Decompositions</w:t>
         </w:r>
       </w:hyperlink>
       <w:r>
@@ -34758,7 +34758,7 @@
           <w:rPr>
             <w:rStyle w:val="Hyperlink"/>
           </w:rPr>
-          <w:t xml:space="preserve">Example 27 in Special Matrices and Decompositions</w:t>
+          <w:t xml:space="preserve">Example 29 in Special Matrices and Decompositions</w:t>
         </w:r>
       </w:hyperlink>
       <w:r>
@@ -34863,7 +34863,7 @@
           <w:rPr>
             <w:rStyle w:val="Hyperlink"/>
           </w:rPr>
-          <w:t xml:space="preserve">Example 28 in Special Matrices and Decompositions</w:t>
+          <w:t xml:space="preserve">Example 30 in Special Matrices and Decompositions</w:t>
         </w:r>
       </w:hyperlink>
       <w:r>
@@ -35181,7 +35181,7 @@
           <w:rPr>
             <w:rStyle w:val="Hyperlink"/>
           </w:rPr>
-          <w:t xml:space="preserve">Example 28 in Special Matrices and Decompositions</w:t>
+          <w:t xml:space="preserve">Example 30 in Special Matrices and Decompositions</w:t>
         </w:r>
       </w:hyperlink>
       <w:r>
@@ -37644,7 +37644,7 @@
           <w:rPr>
             <w:rStyle w:val="Hyperlink"/>
           </w:rPr>
-          <w:t xml:space="preserve">Example 28 in Special Matrices and Decompositions</w:t>
+          <w:t xml:space="preserve">Example 30 in Special Matrices and Decompositions</w:t>
         </w:r>
       </w:hyperlink>
       <w:r>
@@ -38321,7 +38321,7 @@
           <w:rPr>
             <w:rStyle w:val="Hyperlink"/>
           </w:rPr>
-          <w:t xml:space="preserve">Example 22 in Special Matrices and Decompositions</w:t>
+          <w:t xml:space="preserve">Example 24 in Special Matrices and Decompositions</w:t>
         </w:r>
       </w:hyperlink>
       <w:r>
@@ -43035,7 +43035,7 @@
           <w:rPr>
             <w:rStyle w:val="Hyperlink"/>
           </w:rPr>
-          <w:t xml:space="preserve">Example 28 in Special Matrices and Decompositions</w:t>
+          <w:t xml:space="preserve">Example 30 in Special Matrices and Decompositions</w:t>
         </w:r>
       </w:hyperlink>
       <w:r>
@@ -52492,7 +52492,7 @@
           <w:rPr>
             <w:rStyle w:val="Hyperlink"/>
           </w:rPr>
-          <w:t xml:space="preserve">Theorem 15 in Special Matrices and Decompositions</w:t>
+          <w:t xml:space="preserve">Theorem 16 in Special Matrices and Decompositions</w:t>
         </w:r>
       </w:hyperlink>
       <w:r>
@@ -53282,7 +53282,7 @@
           <w:rPr>
             <w:rStyle w:val="Hyperlink"/>
           </w:rPr>
-          <w:t xml:space="preserve">Theorem 15 in Special Matrices and Decompositions</w:t>
+          <w:t xml:space="preserve">Theorem 16 in Special Matrices and Decompositions</w:t>
         </w:r>
       </w:hyperlink>
       <w:r>
@@ -54840,7 +54840,7 @@
           <w:rPr>
             <w:rStyle w:val="Hyperlink"/>
           </w:rPr>
-          <w:t xml:space="preserve">Example 28 in Special Matrices and Decompositions</w:t>
+          <w:t xml:space="preserve">Example 30 in Special Matrices and Decompositions</w:t>
         </w:r>
       </w:hyperlink>
       <w:r>
